--- a/Human Activity Recognition(HAR) Makale.docx
+++ b/Human Activity Recognition(HAR) Makale.docx
@@ -135,6 +135,30 @@
           <w:iCs/>
         </w:rPr>
       </w:pPr>
+      <w:r>
+        <w:rPr>
+          <w:rFonts w:ascii="Times New Roman" w:hAnsi="Times New Roman" w:cs="Times New Roman"/>
+          <w:i/>
+          <w:iCs/>
+        </w:rPr>
+        <w:t xml:space="preserve">Bilgisayar Mühendisliği, </w:t>
+      </w:r>
+      <w:r>
+        <w:rPr>
+          <w:rFonts w:ascii="Times New Roman" w:hAnsi="Times New Roman" w:cs="Times New Roman"/>
+          <w:i/>
+          <w:iCs/>
+        </w:rPr>
+        <w:t>Teknoloji Fakültesi</w:t>
+      </w:r>
+      <w:r>
+        <w:rPr>
+          <w:rFonts w:ascii="Times New Roman" w:hAnsi="Times New Roman" w:cs="Times New Roman"/>
+          <w:i/>
+          <w:iCs/>
+        </w:rPr>
+        <w:t>, Gazi Üniversitesi, Ankara, Türkiye</w:t>
+      </w:r>
     </w:p>
     <w:p>
       <w:pPr>
@@ -146,6 +170,48 @@
           <w:iCs/>
         </w:rPr>
       </w:pPr>
+      <w:r>
+        <w:rPr>
+          <w:rFonts w:ascii="Times New Roman" w:hAnsi="Times New Roman" w:cs="Times New Roman"/>
+          <w:i/>
+          <w:iCs/>
+        </w:rPr>
+        <w:tab/>
+      </w:r>
+      <w:r>
+        <w:rPr>
+          <w:rFonts w:ascii="Times New Roman" w:hAnsi="Times New Roman" w:cs="Times New Roman"/>
+          <w:i/>
+          <w:iCs/>
+        </w:rPr>
+        <w:tab/>
+        <w:t>Gülsüm DURMAZ</w:t>
+      </w:r>
+      <w:r>
+        <w:rPr>
+          <w:rFonts w:ascii="Times New Roman" w:hAnsi="Times New Roman" w:cs="Times New Roman"/>
+          <w:i/>
+          <w:iCs/>
+        </w:rPr>
+        <w:tab/>
+      </w:r>
+      <w:r>
+        <w:rPr>
+          <w:rFonts w:ascii="Times New Roman" w:hAnsi="Times New Roman" w:cs="Times New Roman"/>
+          <w:i/>
+          <w:iCs/>
+        </w:rPr>
+        <w:tab/>
+        <w:t>24181616042</w:t>
+      </w:r>
+      <w:r>
+        <w:rPr>
+          <w:rFonts w:ascii="Times New Roman" w:hAnsi="Times New Roman" w:cs="Times New Roman"/>
+          <w:i/>
+          <w:iCs/>
+        </w:rPr>
+        <w:t>@gazi.edu.tr</w:t>
+      </w:r>
     </w:p>
     <w:p>
       <w:pPr>
@@ -157,6 +223,30 @@
           <w:iCs/>
         </w:rPr>
       </w:pPr>
+      <w:r>
+        <w:rPr>
+          <w:rFonts w:ascii="Times New Roman" w:hAnsi="Times New Roman" w:cs="Times New Roman"/>
+          <w:i/>
+          <w:iCs/>
+        </w:rPr>
+        <w:t xml:space="preserve">Bilgisayar Mühendisliği, </w:t>
+      </w:r>
+      <w:r>
+        <w:rPr>
+          <w:rFonts w:ascii="Times New Roman" w:hAnsi="Times New Roman" w:cs="Times New Roman"/>
+          <w:i/>
+          <w:iCs/>
+        </w:rPr>
+        <w:t>Teknoloji Fakültesi</w:t>
+      </w:r>
+      <w:r>
+        <w:rPr>
+          <w:rFonts w:ascii="Times New Roman" w:hAnsi="Times New Roman" w:cs="Times New Roman"/>
+          <w:i/>
+          <w:iCs/>
+        </w:rPr>
+        <w:t>, Gazi Üniversitesi, Ankara, Türkiye</w:t>
+      </w:r>
     </w:p>
     <w:p>
       <w:pPr>
@@ -168,6 +258,54 @@
           <w:iCs/>
         </w:rPr>
       </w:pPr>
+      <w:r>
+        <w:rPr>
+          <w:rFonts w:ascii="Times New Roman" w:hAnsi="Times New Roman" w:cs="Times New Roman"/>
+          <w:i/>
+          <w:iCs/>
+        </w:rPr>
+        <w:tab/>
+      </w:r>
+      <w:r>
+        <w:rPr>
+          <w:rFonts w:ascii="Times New Roman" w:hAnsi="Times New Roman" w:cs="Times New Roman"/>
+          <w:i/>
+          <w:iCs/>
+        </w:rPr>
+        <w:tab/>
+      </w:r>
+      <w:r>
+        <w:rPr>
+          <w:rFonts w:ascii="Times New Roman" w:hAnsi="Times New Roman" w:cs="Times New Roman"/>
+          <w:i/>
+          <w:iCs/>
+        </w:rPr>
+        <w:t>Deniz Zafer</w:t>
+      </w:r>
+      <w:r>
+        <w:rPr>
+          <w:rFonts w:ascii="Times New Roman" w:hAnsi="Times New Roman" w:cs="Times New Roman"/>
+          <w:i/>
+          <w:iCs/>
+        </w:rPr>
+        <w:tab/>
+      </w:r>
+      <w:r>
+        <w:rPr>
+          <w:rFonts w:ascii="Times New Roman" w:hAnsi="Times New Roman" w:cs="Times New Roman"/>
+          <w:i/>
+          <w:iCs/>
+        </w:rPr>
+        <w:tab/>
+      </w:r>
+      <w:r>
+        <w:rPr>
+          <w:rFonts w:ascii="Times New Roman" w:hAnsi="Times New Roman" w:cs="Times New Roman"/>
+          <w:i/>
+          <w:iCs/>
+        </w:rPr>
+        <w:t>24181617003@gazi.edu.tr</w:t>
+      </w:r>
     </w:p>
     <w:p>
       <w:pPr>
@@ -1135,7 +1273,7 @@
           <w:noProof/>
         </w:rPr>
         <w:drawing>
-          <wp:anchor distT="0" distB="0" distL="114300" distR="114300" simplePos="0" relativeHeight="251650560" behindDoc="0" locked="0" layoutInCell="1" allowOverlap="1" wp14:anchorId="2441544D" wp14:editId="1C6D0485">
+          <wp:anchor distT="0" distB="0" distL="114300" distR="114300" simplePos="0" relativeHeight="251650560" behindDoc="0" locked="0" layoutInCell="1" allowOverlap="1" wp14:anchorId="2441544D" wp14:editId="2EEE9A8A">
             <wp:simplePos x="0" y="0"/>
             <wp:positionH relativeFrom="column">
               <wp:posOffset>208703</wp:posOffset>
@@ -3814,7 +3952,7 @@
           <w:noProof/>
         </w:rPr>
         <w:drawing>
-          <wp:anchor distT="0" distB="0" distL="114300" distR="114300" simplePos="0" relativeHeight="251658752" behindDoc="0" locked="0" layoutInCell="1" allowOverlap="1" wp14:anchorId="39C4B66B" wp14:editId="01184DCB">
+          <wp:anchor distT="0" distB="0" distL="114300" distR="114300" simplePos="0" relativeHeight="251658752" behindDoc="0" locked="0" layoutInCell="1" allowOverlap="1" wp14:anchorId="39C4B66B" wp14:editId="01FF01A4">
             <wp:simplePos x="0" y="0"/>
             <wp:positionH relativeFrom="column">
               <wp:posOffset>1050925</wp:posOffset>
@@ -9364,6 +9502,7 @@
   <w:style w:type="character" w:default="1" w:styleId="VarsaylanParagrafYazTipi">
     <w:name w:val="Default Paragraph Font"/>
     <w:uiPriority w:val="1"/>
+    <w:semiHidden/>
     <w:unhideWhenUsed/>
   </w:style>
   <w:style w:type="table" w:default="1" w:styleId="NormalTablo">
@@ -9984,21 +10123,6 @@
 </file>
 
 <file path=customXml/item1.xml><?xml version="1.0" encoding="utf-8"?>
-<?mso-contentType ?>
-<FormTemplates xmlns="http://schemas.microsoft.com/sharepoint/v3/contenttype/forms">
-  <Display>DocumentLibraryForm</Display>
-  <Edit>DocumentLibraryForm</Edit>
-  <New>DocumentLibraryForm</New>
-</FormTemplates>
-</file>
-
-<file path=customXml/item2.xml><?xml version="1.0" encoding="utf-8"?>
-<p:properties xmlns:p="http://schemas.microsoft.com/office/2006/metadata/properties" xmlns:xsi="http://www.w3.org/2001/XMLSchema-instance" xmlns:pc="http://schemas.microsoft.com/office/infopath/2007/PartnerControls">
-  <documentManagement/>
-</p:properties>
-</file>
-
-<file path=customXml/item3.xml><?xml version="1.0" encoding="utf-8"?>
 <ct:contentTypeSchema xmlns:ct="http://schemas.microsoft.com/office/2006/metadata/contentType" xmlns:ma="http://schemas.microsoft.com/office/2006/metadata/properties/metaAttributes" ct:_="" ma:_="" ma:contentTypeName="Belge" ma:contentTypeID="0x01010007110DC7EAB1C547A7D5DF0ADA8C5EF8" ma:contentTypeVersion="4" ma:contentTypeDescription="Yeni belge oluşturun." ma:contentTypeScope="" ma:versionID="2e27eb24f98310218e2d780653a7c25e">
   <xsd:schema xmlns:xsd="http://www.w3.org/2001/XMLSchema" xmlns:xs="http://www.w3.org/2001/XMLSchema" xmlns:p="http://schemas.microsoft.com/office/2006/metadata/properties" xmlns:ns3="9666ee81-593f-4c31-8f3e-871a77e67fc9" targetNamespace="http://schemas.microsoft.com/office/2006/metadata/properties" ma:root="true" ma:fieldsID="1fca7d7fb2f89064a52dac97d109e816" ns3:_="">
     <xsd:import namespace="9666ee81-593f-4c31-8f3e-871a77e67fc9"/>
@@ -10142,24 +10266,22 @@
 </ct:contentTypeSchema>
 </file>
 
-<file path=customXml/itemProps1.xml><?xml version="1.0" encoding="utf-8"?>
-<ds:datastoreItem xmlns:ds="http://schemas.openxmlformats.org/officeDocument/2006/customXml" ds:itemID="{B604C399-5F10-49E2-B175-F0C31225AAF8}">
-  <ds:schemaRefs>
-    <ds:schemaRef ds:uri="http://schemas.microsoft.com/sharepoint/v3/contenttype/forms"/>
-  </ds:schemaRefs>
-</ds:datastoreItem>
+<file path=customXml/item2.xml><?xml version="1.0" encoding="utf-8"?>
+<p:properties xmlns:p="http://schemas.microsoft.com/office/2006/metadata/properties" xmlns:xsi="http://www.w3.org/2001/XMLSchema-instance" xmlns:pc="http://schemas.microsoft.com/office/infopath/2007/PartnerControls">
+  <documentManagement/>
+</p:properties>
 </file>
 
-<file path=customXml/itemProps2.xml><?xml version="1.0" encoding="utf-8"?>
-<ds:datastoreItem xmlns:ds="http://schemas.openxmlformats.org/officeDocument/2006/customXml" ds:itemID="{4196C897-A34B-49CE-A1E1-519C5DFCA1A9}">
-  <ds:schemaRefs>
-    <ds:schemaRef ds:uri="http://schemas.microsoft.com/office/2006/metadata/properties"/>
-    <ds:schemaRef ds:uri="http://schemas.microsoft.com/office/infopath/2007/PartnerControls"/>
-  </ds:schemaRefs>
-</ds:datastoreItem>
+<file path=customXml/item3.xml><?xml version="1.0" encoding="utf-8"?>
+<?mso-contentType ?>
+<FormTemplates xmlns="http://schemas.microsoft.com/sharepoint/v3/contenttype/forms">
+  <Display>DocumentLibraryForm</Display>
+  <Edit>DocumentLibraryForm</Edit>
+  <New>DocumentLibraryForm</New>
+</FormTemplates>
 </file>
 
-<file path=customXml/itemProps3.xml><?xml version="1.0" encoding="utf-8"?>
+<file path=customXml/itemProps1.xml><?xml version="1.0" encoding="utf-8"?>
 <ds:datastoreItem xmlns:ds="http://schemas.openxmlformats.org/officeDocument/2006/customXml" ds:itemID="{D5500495-2B72-431C-8495-71032467794A}">
   <ds:schemaRefs>
     <ds:schemaRef ds:uri="http://schemas.microsoft.com/office/2006/metadata/contentType"/>
@@ -10175,4 +10297,21 @@
     <ds:schemaRef ds:uri="http://schemas.microsoft.com/internal/obd"/>
   </ds:schemaRefs>
 </ds:datastoreItem>
+</file>
+
+<file path=customXml/itemProps2.xml><?xml version="1.0" encoding="utf-8"?>
+<ds:datastoreItem xmlns:ds="http://schemas.openxmlformats.org/officeDocument/2006/customXml" ds:itemID="{4196C897-A34B-49CE-A1E1-519C5DFCA1A9}">
+  <ds:schemaRefs>
+    <ds:schemaRef ds:uri="http://schemas.microsoft.com/office/2006/metadata/properties"/>
+    <ds:schemaRef ds:uri="http://schemas.microsoft.com/office/infopath/2007/PartnerControls"/>
+  </ds:schemaRefs>
+</ds:datastoreItem>
+</file>
+
+<file path=customXml/itemProps3.xml><?xml version="1.0" encoding="utf-8"?>
+<ds:datastoreItem xmlns:ds="http://schemas.openxmlformats.org/officeDocument/2006/customXml" ds:itemID="{B604C399-5F10-49E2-B175-F0C31225AAF8}">
+  <ds:schemaRefs>
+    <ds:schemaRef ds:uri="http://schemas.microsoft.com/sharepoint/v3/contenttype/forms"/>
+  </ds:schemaRefs>
+</ds:datastoreItem>
 </file>